--- a/stepik/razdel/03/report/output/report_stepik_3.docx
+++ b/stepik/razdel/03/report/output/report_stepik_3.docx
@@ -1594,102 +1594,172 @@
         <w:t xml:space="preserve">, а не значение первого аргумента.</w:t>
       </w:r>
     </w:p>
+    <w:tbl>
+      <w:tblPr>
+        <w:tblStyle w:val="Table"/>
+        <w:tblW w:type="pct" w:w="5000"/>
+        <w:tblLayout w:type="fixed"/>
+        <w:tblLook w:firstRow="0" w:lastRow="0" w:firstColumn="0" w:lastColumn="0" w:noHBand="0" w:noVBand="0" w:val="0000"/>
+      </w:tblPr>
+      <w:tblGrid>
+        <w:gridCol w:w="7920"/>
+      </w:tblGrid>
+      <w:tr>
+        <w:tc>
+          <w:tcPr/>
+          <w:bookmarkStart w:id="64" w:name="fig-009"/>
+          <w:p>
+            <w:pPr>
+              <w:pStyle w:val="Compact"/>
+              <w:jc w:val="center"/>
+            </w:pPr>
+            <w:r>
+              <w:drawing>
+                <wp:inline>
+                  <wp:extent cx="3733800" cy="2828972"/>
+                  <wp:effectExtent b="0" l="0" r="0" t="0"/>
+                  <wp:docPr descr="" title="" id="62" name="Picture"/>
+                  <a:graphic>
+                    <a:graphicData uri="http://schemas.openxmlformats.org/drawingml/2006/picture">
+                      <pic:pic>
+                        <pic:nvPicPr>
+                          <pic:cNvPr descr="image/9.png" id="63" name="Picture"/>
+                          <pic:cNvPicPr>
+                            <a:picLocks noChangeArrowheads="1" noChangeAspect="1"/>
+                          </pic:cNvPicPr>
+                        </pic:nvPicPr>
+                        <pic:blipFill>
+                          <a:blip r:embed="rId61"/>
+                          <a:stretch>
+                            <a:fillRect/>
+                          </a:stretch>
+                        </pic:blipFill>
+                        <pic:spPr bwMode="auto">
+                          <a:xfrm>
+                            <a:off x="0" y="0"/>
+                            <a:ext cx="3733800" cy="2828972"/>
+                          </a:xfrm>
+                          <a:prstGeom prst="rect">
+                            <a:avLst/>
+                          </a:prstGeom>
+                          <a:noFill/>
+                          <a:ln w="9525">
+                            <a:noFill/>
+                            <a:headEnd/>
+                            <a:tailEnd/>
+                          </a:ln>
+                        </pic:spPr>
+                      </pic:pic>
+                    </a:graphicData>
+                  </a:graphic>
+                </wp:inline>
+              </w:drawing>
+            </w:r>
+          </w:p>
+          <w:p>
+            <w:pPr>
+              <w:jc w:val="center"/>
+            </w:pPr>
+            <w:pPr>
+              <w:jc w:val="left"/>
+              <w:spacing w:before="200"/>
+              <w:pStyle w:val="ImageCaption"/>
+            </w:pPr>
+            <w:r>
+              <w:t xml:space="preserve">Рисунок 9: Вопрос 9</w:t>
+            </w:r>
+          </w:p>
+          <w:bookmarkEnd w:id="64"/>
+        </w:tc>
+      </w:tr>
+    </w:tbl>
     <w:p>
       <w:pPr>
         <w:pStyle w:val="BodyText"/>
       </w:pPr>
-      <w:bookmarkStart w:id="64" w:name="fig-009"/>
-      <w:r>
-        <w:drawing>
-          <wp:inline>
-            <wp:extent cx="3733800" cy="2828972"/>
-            <wp:effectExtent b="0" l="0" r="0" t="0"/>
-            <wp:docPr descr="Вопрос 9" title="" id="62" name="Picture"/>
-            <a:graphic>
-              <a:graphicData uri="http://schemas.openxmlformats.org/drawingml/2006/picture">
-                <pic:pic>
-                  <pic:nvPicPr>
-                    <pic:cNvPr descr="image/9.png" id="63" name="Picture"/>
-                    <pic:cNvPicPr>
-                      <a:picLocks noChangeArrowheads="1" noChangeAspect="1"/>
-                    </pic:cNvPicPr>
-                  </pic:nvPicPr>
-                  <pic:blipFill>
-                    <a:blip r:embed="rId61"/>
-                    <a:stretch>
-                      <a:fillRect/>
-                    </a:stretch>
-                  </pic:blipFill>
-                  <pic:spPr bwMode="auto">
-                    <a:xfrm>
-                      <a:off x="0" y="0"/>
-                      <a:ext cx="3733800" cy="2828972"/>
-                    </a:xfrm>
-                    <a:prstGeom prst="rect">
-                      <a:avLst/>
-                    </a:prstGeom>
-                    <a:noFill/>
-                    <a:ln w="9525">
-                      <a:noFill/>
-                      <a:headEnd/>
-                      <a:tailEnd/>
-                    </a:ln>
-                  </pic:spPr>
-                </pic:pic>
-              </a:graphicData>
-            </a:graphic>
-          </wp:inline>
-        </w:drawing>
-      </w:r>
-      <w:bookmarkEnd w:id="64"/>
-      <w:r>
-        <w:t xml:space="preserve"> </w:t>
-      </w:r>
-      <w:bookmarkStart w:id="68" w:name="fig-010"/>
-      <w:r>
-        <w:drawing>
-          <wp:inline>
-            <wp:extent cx="3733800" cy="1336378"/>
-            <wp:effectExtent b="0" l="0" r="0" t="0"/>
-            <wp:docPr descr="Вопрос 9 продолжение" title="" id="66" name="Picture"/>
-            <a:graphic>
-              <a:graphicData uri="http://schemas.openxmlformats.org/drawingml/2006/picture">
-                <pic:pic>
-                  <pic:nvPicPr>
-                    <pic:cNvPr descr="image/10.png" id="67" name="Picture"/>
-                    <pic:cNvPicPr>
-                      <a:picLocks noChangeArrowheads="1" noChangeAspect="1"/>
-                    </pic:cNvPicPr>
-                  </pic:nvPicPr>
-                  <pic:blipFill>
-                    <a:blip r:embed="rId65"/>
-                    <a:stretch>
-                      <a:fillRect/>
-                    </a:stretch>
-                  </pic:blipFill>
-                  <pic:spPr bwMode="auto">
-                    <a:xfrm>
-                      <a:off x="0" y="0"/>
-                      <a:ext cx="3733800" cy="1336378"/>
-                    </a:xfrm>
-                    <a:prstGeom prst="rect">
-                      <a:avLst/>
-                    </a:prstGeom>
-                    <a:noFill/>
-                    <a:ln w="9525">
-                      <a:noFill/>
-                      <a:headEnd/>
-                      <a:tailEnd/>
-                    </a:ln>
-                  </pic:spPr>
-                </pic:pic>
-              </a:graphicData>
-            </a:graphic>
-          </wp:inline>
-        </w:drawing>
-      </w:r>
-      <w:bookmarkEnd w:id="68"/>
-    </w:p>
+      <w:r>
+        <w:t xml:space="preserve"> </w:t>
+      </w:r>
+    </w:p>
+    <w:tbl>
+      <w:tblPr>
+        <w:tblStyle w:val="Table"/>
+        <w:tblW w:type="pct" w:w="5000"/>
+        <w:tblLayout w:type="fixed"/>
+        <w:tblLook w:firstRow="0" w:lastRow="0" w:firstColumn="0" w:lastColumn="0" w:noHBand="0" w:noVBand="0" w:val="0000"/>
+      </w:tblPr>
+      <w:tblGrid>
+        <w:gridCol w:w="7920"/>
+      </w:tblGrid>
+      <w:tr>
+        <w:tc>
+          <w:tcPr/>
+          <w:bookmarkStart w:id="68" w:name="fig-010"/>
+          <w:p>
+            <w:pPr>
+              <w:pStyle w:val="Compact"/>
+              <w:jc w:val="center"/>
+            </w:pPr>
+            <w:r>
+              <w:drawing>
+                <wp:inline>
+                  <wp:extent cx="3733800" cy="1336378"/>
+                  <wp:effectExtent b="0" l="0" r="0" t="0"/>
+                  <wp:docPr descr="" title="" id="66" name="Picture"/>
+                  <a:graphic>
+                    <a:graphicData uri="http://schemas.openxmlformats.org/drawingml/2006/picture">
+                      <pic:pic>
+                        <pic:nvPicPr>
+                          <pic:cNvPr descr="image/10.png" id="67" name="Picture"/>
+                          <pic:cNvPicPr>
+                            <a:picLocks noChangeArrowheads="1" noChangeAspect="1"/>
+                          </pic:cNvPicPr>
+                        </pic:nvPicPr>
+                        <pic:blipFill>
+                          <a:blip r:embed="rId65"/>
+                          <a:stretch>
+                            <a:fillRect/>
+                          </a:stretch>
+                        </pic:blipFill>
+                        <pic:spPr bwMode="auto">
+                          <a:xfrm>
+                            <a:off x="0" y="0"/>
+                            <a:ext cx="3733800" cy="1336378"/>
+                          </a:xfrm>
+                          <a:prstGeom prst="rect">
+                            <a:avLst/>
+                          </a:prstGeom>
+                          <a:noFill/>
+                          <a:ln w="9525">
+                            <a:noFill/>
+                            <a:headEnd/>
+                            <a:tailEnd/>
+                          </a:ln>
+                        </pic:spPr>
+                      </pic:pic>
+                    </a:graphicData>
+                  </a:graphic>
+                </wp:inline>
+              </w:drawing>
+            </w:r>
+          </w:p>
+          <w:p>
+            <w:pPr>
+              <w:jc w:val="center"/>
+            </w:pPr>
+            <w:pPr>
+              <w:jc w:val="left"/>
+              <w:spacing w:before="200"/>
+              <w:pStyle w:val="ImageCaption"/>
+            </w:pPr>
+            <w:r>
+              <w:t xml:space="preserve">Рисунок 10: Вопрос 9 продолжение</w:t>
+            </w:r>
+          </w:p>
+          <w:bookmarkEnd w:id="68"/>
+        </w:tc>
+      </w:tr>
+    </w:tbl>
     <w:p>
       <w:r>
         <w:pict>
@@ -1779,102 +1849,172 @@
         <w:t xml:space="preserve">-z “” проверяет пустую строку - всегда истина. $# -ge 0 - всегда истина. -e $0 и -s $0 - сам скрипт всегда существует и обычно не пустой.</w:t>
       </w:r>
     </w:p>
+    <w:tbl>
+      <w:tblPr>
+        <w:tblStyle w:val="Table"/>
+        <w:tblW w:type="pct" w:w="5000"/>
+        <w:tblLayout w:type="fixed"/>
+        <w:tblLook w:firstRow="0" w:lastRow="0" w:firstColumn="0" w:lastColumn="0" w:noHBand="0" w:noVBand="0" w:val="0000"/>
+      </w:tblPr>
+      <w:tblGrid>
+        <w:gridCol w:w="7920"/>
+      </w:tblGrid>
+      <w:tr>
+        <w:tc>
+          <w:tcPr/>
+          <w:bookmarkStart w:id="73" w:name="fig-011"/>
+          <w:p>
+            <w:pPr>
+              <w:pStyle w:val="Compact"/>
+              <w:jc w:val="center"/>
+            </w:pPr>
+            <w:r>
+              <w:drawing>
+                <wp:inline>
+                  <wp:extent cx="3733800" cy="3553205"/>
+                  <wp:effectExtent b="0" l="0" r="0" t="0"/>
+                  <wp:docPr descr="" title="" id="71" name="Picture"/>
+                  <a:graphic>
+                    <a:graphicData uri="http://schemas.openxmlformats.org/drawingml/2006/picture">
+                      <pic:pic>
+                        <pic:nvPicPr>
+                          <pic:cNvPr descr="image/11.png" id="72" name="Picture"/>
+                          <pic:cNvPicPr>
+                            <a:picLocks noChangeArrowheads="1" noChangeAspect="1"/>
+                          </pic:cNvPicPr>
+                        </pic:nvPicPr>
+                        <pic:blipFill>
+                          <a:blip r:embed="rId70"/>
+                          <a:stretch>
+                            <a:fillRect/>
+                          </a:stretch>
+                        </pic:blipFill>
+                        <pic:spPr bwMode="auto">
+                          <a:xfrm>
+                            <a:off x="0" y="0"/>
+                            <a:ext cx="3733800" cy="3553205"/>
+                          </a:xfrm>
+                          <a:prstGeom prst="rect">
+                            <a:avLst/>
+                          </a:prstGeom>
+                          <a:noFill/>
+                          <a:ln w="9525">
+                            <a:noFill/>
+                            <a:headEnd/>
+                            <a:tailEnd/>
+                          </a:ln>
+                        </pic:spPr>
+                      </pic:pic>
+                    </a:graphicData>
+                  </a:graphic>
+                </wp:inline>
+              </w:drawing>
+            </w:r>
+          </w:p>
+          <w:p>
+            <w:pPr>
+              <w:jc w:val="center"/>
+            </w:pPr>
+            <w:pPr>
+              <w:jc w:val="left"/>
+              <w:spacing w:before="200"/>
+              <w:pStyle w:val="ImageCaption"/>
+            </w:pPr>
+            <w:r>
+              <w:t xml:space="preserve">Рисунок 11: Вопрос 10</w:t>
+            </w:r>
+          </w:p>
+          <w:bookmarkEnd w:id="73"/>
+        </w:tc>
+      </w:tr>
+    </w:tbl>
     <w:p>
       <w:pPr>
         <w:pStyle w:val="BodyText"/>
       </w:pPr>
-      <w:bookmarkStart w:id="73" w:name="fig-011"/>
-      <w:r>
-        <w:drawing>
-          <wp:inline>
-            <wp:extent cx="3733800" cy="3553205"/>
-            <wp:effectExtent b="0" l="0" r="0" t="0"/>
-            <wp:docPr descr="Вопрос 10" title="" id="71" name="Picture"/>
-            <a:graphic>
-              <a:graphicData uri="http://schemas.openxmlformats.org/drawingml/2006/picture">
-                <pic:pic>
-                  <pic:nvPicPr>
-                    <pic:cNvPr descr="image/11.png" id="72" name="Picture"/>
-                    <pic:cNvPicPr>
-                      <a:picLocks noChangeArrowheads="1" noChangeAspect="1"/>
-                    </pic:cNvPicPr>
-                  </pic:nvPicPr>
-                  <pic:blipFill>
-                    <a:blip r:embed="rId70"/>
-                    <a:stretch>
-                      <a:fillRect/>
-                    </a:stretch>
-                  </pic:blipFill>
-                  <pic:spPr bwMode="auto">
-                    <a:xfrm>
-                      <a:off x="0" y="0"/>
-                      <a:ext cx="3733800" cy="3553205"/>
-                    </a:xfrm>
-                    <a:prstGeom prst="rect">
-                      <a:avLst/>
-                    </a:prstGeom>
-                    <a:noFill/>
-                    <a:ln w="9525">
-                      <a:noFill/>
-                      <a:headEnd/>
-                      <a:tailEnd/>
-                    </a:ln>
-                  </pic:spPr>
-                </pic:pic>
-              </a:graphicData>
-            </a:graphic>
-          </wp:inline>
-        </w:drawing>
-      </w:r>
-      <w:bookmarkEnd w:id="73"/>
-      <w:r>
-        <w:t xml:space="preserve"> </w:t>
-      </w:r>
-      <w:bookmarkStart w:id="77" w:name="fig-012"/>
-      <w:r>
-        <w:drawing>
-          <wp:inline>
-            <wp:extent cx="3733800" cy="2847813"/>
-            <wp:effectExtent b="0" l="0" r="0" t="0"/>
-            <wp:docPr descr="Вопрос 10 продолжение" title="" id="75" name="Picture"/>
-            <a:graphic>
-              <a:graphicData uri="http://schemas.openxmlformats.org/drawingml/2006/picture">
-                <pic:pic>
-                  <pic:nvPicPr>
-                    <pic:cNvPr descr="image/12.png" id="76" name="Picture"/>
-                    <pic:cNvPicPr>
-                      <a:picLocks noChangeArrowheads="1" noChangeAspect="1"/>
-                    </pic:cNvPicPr>
-                  </pic:nvPicPr>
-                  <pic:blipFill>
-                    <a:blip r:embed="rId74"/>
-                    <a:stretch>
-                      <a:fillRect/>
-                    </a:stretch>
-                  </pic:blipFill>
-                  <pic:spPr bwMode="auto">
-                    <a:xfrm>
-                      <a:off x="0" y="0"/>
-                      <a:ext cx="3733800" cy="2847813"/>
-                    </a:xfrm>
-                    <a:prstGeom prst="rect">
-                      <a:avLst/>
-                    </a:prstGeom>
-                    <a:noFill/>
-                    <a:ln w="9525">
-                      <a:noFill/>
-                      <a:headEnd/>
-                      <a:tailEnd/>
-                    </a:ln>
-                  </pic:spPr>
-                </pic:pic>
-              </a:graphicData>
-            </a:graphic>
-          </wp:inline>
-        </w:drawing>
-      </w:r>
-      <w:bookmarkEnd w:id="77"/>
-    </w:p>
+      <w:r>
+        <w:t xml:space="preserve"> </w:t>
+      </w:r>
+    </w:p>
+    <w:tbl>
+      <w:tblPr>
+        <w:tblStyle w:val="Table"/>
+        <w:tblW w:type="pct" w:w="5000"/>
+        <w:tblLayout w:type="fixed"/>
+        <w:tblLook w:firstRow="0" w:lastRow="0" w:firstColumn="0" w:lastColumn="0" w:noHBand="0" w:noVBand="0" w:val="0000"/>
+      </w:tblPr>
+      <w:tblGrid>
+        <w:gridCol w:w="7920"/>
+      </w:tblGrid>
+      <w:tr>
+        <w:tc>
+          <w:tcPr/>
+          <w:bookmarkStart w:id="77" w:name="fig-012"/>
+          <w:p>
+            <w:pPr>
+              <w:pStyle w:val="Compact"/>
+              <w:jc w:val="center"/>
+            </w:pPr>
+            <w:r>
+              <w:drawing>
+                <wp:inline>
+                  <wp:extent cx="3733800" cy="2847813"/>
+                  <wp:effectExtent b="0" l="0" r="0" t="0"/>
+                  <wp:docPr descr="" title="" id="75" name="Picture"/>
+                  <a:graphic>
+                    <a:graphicData uri="http://schemas.openxmlformats.org/drawingml/2006/picture">
+                      <pic:pic>
+                        <pic:nvPicPr>
+                          <pic:cNvPr descr="image/12.png" id="76" name="Picture"/>
+                          <pic:cNvPicPr>
+                            <a:picLocks noChangeArrowheads="1" noChangeAspect="1"/>
+                          </pic:cNvPicPr>
+                        </pic:nvPicPr>
+                        <pic:blipFill>
+                          <a:blip r:embed="rId74"/>
+                          <a:stretch>
+                            <a:fillRect/>
+                          </a:stretch>
+                        </pic:blipFill>
+                        <pic:spPr bwMode="auto">
+                          <a:xfrm>
+                            <a:off x="0" y="0"/>
+                            <a:ext cx="3733800" cy="2847813"/>
+                          </a:xfrm>
+                          <a:prstGeom prst="rect">
+                            <a:avLst/>
+                          </a:prstGeom>
+                          <a:noFill/>
+                          <a:ln w="9525">
+                            <a:noFill/>
+                            <a:headEnd/>
+                            <a:tailEnd/>
+                          </a:ln>
+                        </pic:spPr>
+                      </pic:pic>
+                    </a:graphicData>
+                  </a:graphic>
+                </wp:inline>
+              </w:drawing>
+            </w:r>
+          </w:p>
+          <w:p>
+            <w:pPr>
+              <w:jc w:val="center"/>
+            </w:pPr>
+            <w:pPr>
+              <w:jc w:val="left"/>
+              <w:spacing w:before="200"/>
+              <w:pStyle w:val="ImageCaption"/>
+            </w:pPr>
+            <w:r>
+              <w:t xml:space="preserve">Рисунок 12: Вопрос 10 продолжение</w:t>
+            </w:r>
+          </w:p>
+          <w:bookmarkEnd w:id="77"/>
+        </w:tc>
+      </w:tr>
+    </w:tbl>
     <w:p>
       <w:r>
         <w:pict>
@@ -1955,102 +2095,172 @@
         <w:t xml:space="preserve">Бесконечный цикл while, read запрашивает имя и возраст, проверки через if и elif.</w:t>
       </w:r>
     </w:p>
+    <w:tbl>
+      <w:tblPr>
+        <w:tblStyle w:val="Table"/>
+        <w:tblW w:type="pct" w:w="5000"/>
+        <w:tblLayout w:type="fixed"/>
+        <w:tblLook w:firstRow="0" w:lastRow="0" w:firstColumn="0" w:lastColumn="0" w:noHBand="0" w:noVBand="0" w:val="0000"/>
+      </w:tblPr>
+      <w:tblGrid>
+        <w:gridCol w:w="7920"/>
+      </w:tblGrid>
+      <w:tr>
+        <w:tc>
+          <w:tcPr/>
+          <w:bookmarkStart w:id="82" w:name="fig-016"/>
+          <w:p>
+            <w:pPr>
+              <w:pStyle w:val="Compact"/>
+              <w:jc w:val="center"/>
+            </w:pPr>
+            <w:r>
+              <w:drawing>
+                <wp:inline>
+                  <wp:extent cx="3733800" cy="3109253"/>
+                  <wp:effectExtent b="0" l="0" r="0" t="0"/>
+                  <wp:docPr descr="" title="" id="80" name="Picture"/>
+                  <a:graphic>
+                    <a:graphicData uri="http://schemas.openxmlformats.org/drawingml/2006/picture">
+                      <pic:pic>
+                        <pic:nvPicPr>
+                          <pic:cNvPr descr="image/16.png" id="81" name="Picture"/>
+                          <pic:cNvPicPr>
+                            <a:picLocks noChangeArrowheads="1" noChangeAspect="1"/>
+                          </pic:cNvPicPr>
+                        </pic:nvPicPr>
+                        <pic:blipFill>
+                          <a:blip r:embed="rId79"/>
+                          <a:stretch>
+                            <a:fillRect/>
+                          </a:stretch>
+                        </pic:blipFill>
+                        <pic:spPr bwMode="auto">
+                          <a:xfrm>
+                            <a:off x="0" y="0"/>
+                            <a:ext cx="3733800" cy="3109253"/>
+                          </a:xfrm>
+                          <a:prstGeom prst="rect">
+                            <a:avLst/>
+                          </a:prstGeom>
+                          <a:noFill/>
+                          <a:ln w="9525">
+                            <a:noFill/>
+                            <a:headEnd/>
+                            <a:tailEnd/>
+                          </a:ln>
+                        </pic:spPr>
+                      </pic:pic>
+                    </a:graphicData>
+                  </a:graphic>
+                </wp:inline>
+              </w:drawing>
+            </w:r>
+          </w:p>
+          <w:p>
+            <w:pPr>
+              <w:jc w:val="center"/>
+            </w:pPr>
+            <w:pPr>
+              <w:jc w:val="left"/>
+              <w:spacing w:before="200"/>
+              <w:pStyle w:val="ImageCaption"/>
+            </w:pPr>
+            <w:r>
+              <w:t xml:space="preserve">Рисунок 13: Вопрос 11</w:t>
+            </w:r>
+          </w:p>
+          <w:bookmarkEnd w:id="82"/>
+        </w:tc>
+      </w:tr>
+    </w:tbl>
     <w:p>
       <w:pPr>
         <w:pStyle w:val="BodyText"/>
       </w:pPr>
-      <w:bookmarkStart w:id="82" w:name="fig-016"/>
-      <w:r>
-        <w:drawing>
-          <wp:inline>
-            <wp:extent cx="3733800" cy="3109253"/>
-            <wp:effectExtent b="0" l="0" r="0" t="0"/>
-            <wp:docPr descr="Вопрос 11" title="" id="80" name="Picture"/>
-            <a:graphic>
-              <a:graphicData uri="http://schemas.openxmlformats.org/drawingml/2006/picture">
-                <pic:pic>
-                  <pic:nvPicPr>
-                    <pic:cNvPr descr="image/16.png" id="81" name="Picture"/>
-                    <pic:cNvPicPr>
-                      <a:picLocks noChangeArrowheads="1" noChangeAspect="1"/>
-                    </pic:cNvPicPr>
-                  </pic:nvPicPr>
-                  <pic:blipFill>
-                    <a:blip r:embed="rId79"/>
-                    <a:stretch>
-                      <a:fillRect/>
-                    </a:stretch>
-                  </pic:blipFill>
-                  <pic:spPr bwMode="auto">
-                    <a:xfrm>
-                      <a:off x="0" y="0"/>
-                      <a:ext cx="3733800" cy="3109253"/>
-                    </a:xfrm>
-                    <a:prstGeom prst="rect">
-                      <a:avLst/>
-                    </a:prstGeom>
-                    <a:noFill/>
-                    <a:ln w="9525">
-                      <a:noFill/>
-                      <a:headEnd/>
-                      <a:tailEnd/>
-                    </a:ln>
-                  </pic:spPr>
-                </pic:pic>
-              </a:graphicData>
-            </a:graphic>
-          </wp:inline>
-        </w:drawing>
-      </w:r>
-      <w:bookmarkEnd w:id="82"/>
-      <w:r>
-        <w:t xml:space="preserve"> </w:t>
-      </w:r>
-      <w:bookmarkStart w:id="86" w:name="fig-017"/>
-      <w:r>
-        <w:drawing>
-          <wp:inline>
-            <wp:extent cx="3733800" cy="3070705"/>
-            <wp:effectExtent b="0" l="0" r="0" t="0"/>
-            <wp:docPr descr="Вопрос 11 продолжение" title="" id="84" name="Picture"/>
-            <a:graphic>
-              <a:graphicData uri="http://schemas.openxmlformats.org/drawingml/2006/picture">
-                <pic:pic>
-                  <pic:nvPicPr>
-                    <pic:cNvPr descr="image/17.png" id="85" name="Picture"/>
-                    <pic:cNvPicPr>
-                      <a:picLocks noChangeArrowheads="1" noChangeAspect="1"/>
-                    </pic:cNvPicPr>
-                  </pic:nvPicPr>
-                  <pic:blipFill>
-                    <a:blip r:embed="rId83"/>
-                    <a:stretch>
-                      <a:fillRect/>
-                    </a:stretch>
-                  </pic:blipFill>
-                  <pic:spPr bwMode="auto">
-                    <a:xfrm>
-                      <a:off x="0" y="0"/>
-                      <a:ext cx="3733800" cy="3070705"/>
-                    </a:xfrm>
-                    <a:prstGeom prst="rect">
-                      <a:avLst/>
-                    </a:prstGeom>
-                    <a:noFill/>
-                    <a:ln w="9525">
-                      <a:noFill/>
-                      <a:headEnd/>
-                      <a:tailEnd/>
-                    </a:ln>
-                  </pic:spPr>
-                </pic:pic>
-              </a:graphicData>
-            </a:graphic>
-          </wp:inline>
-        </w:drawing>
-      </w:r>
-      <w:bookmarkEnd w:id="86"/>
-    </w:p>
+      <w:r>
+        <w:t xml:space="preserve"> </w:t>
+      </w:r>
+    </w:p>
+    <w:tbl>
+      <w:tblPr>
+        <w:tblStyle w:val="Table"/>
+        <w:tblW w:type="pct" w:w="5000"/>
+        <w:tblLayout w:type="fixed"/>
+        <w:tblLook w:firstRow="0" w:lastRow="0" w:firstColumn="0" w:lastColumn="0" w:noHBand="0" w:noVBand="0" w:val="0000"/>
+      </w:tblPr>
+      <w:tblGrid>
+        <w:gridCol w:w="7920"/>
+      </w:tblGrid>
+      <w:tr>
+        <w:tc>
+          <w:tcPr/>
+          <w:bookmarkStart w:id="86" w:name="fig-017"/>
+          <w:p>
+            <w:pPr>
+              <w:pStyle w:val="Compact"/>
+              <w:jc w:val="center"/>
+            </w:pPr>
+            <w:r>
+              <w:drawing>
+                <wp:inline>
+                  <wp:extent cx="3733800" cy="3070705"/>
+                  <wp:effectExtent b="0" l="0" r="0" t="0"/>
+                  <wp:docPr descr="" title="" id="84" name="Picture"/>
+                  <a:graphic>
+                    <a:graphicData uri="http://schemas.openxmlformats.org/drawingml/2006/picture">
+                      <pic:pic>
+                        <pic:nvPicPr>
+                          <pic:cNvPr descr="image/17.png" id="85" name="Picture"/>
+                          <pic:cNvPicPr>
+                            <a:picLocks noChangeArrowheads="1" noChangeAspect="1"/>
+                          </pic:cNvPicPr>
+                        </pic:nvPicPr>
+                        <pic:blipFill>
+                          <a:blip r:embed="rId83"/>
+                          <a:stretch>
+                            <a:fillRect/>
+                          </a:stretch>
+                        </pic:blipFill>
+                        <pic:spPr bwMode="auto">
+                          <a:xfrm>
+                            <a:off x="0" y="0"/>
+                            <a:ext cx="3733800" cy="3070705"/>
+                          </a:xfrm>
+                          <a:prstGeom prst="rect">
+                            <a:avLst/>
+                          </a:prstGeom>
+                          <a:noFill/>
+                          <a:ln w="9525">
+                            <a:noFill/>
+                            <a:headEnd/>
+                            <a:tailEnd/>
+                          </a:ln>
+                        </pic:spPr>
+                      </pic:pic>
+                    </a:graphicData>
+                  </a:graphic>
+                </wp:inline>
+              </w:drawing>
+            </w:r>
+          </w:p>
+          <w:p>
+            <w:pPr>
+              <w:jc w:val="center"/>
+            </w:pPr>
+            <w:pPr>
+              <w:jc w:val="left"/>
+              <w:spacing w:before="200"/>
+              <w:pStyle w:val="ImageCaption"/>
+            </w:pPr>
+            <w:r>
+              <w:t xml:space="preserve">Рисунок 14: Вопрос 11 продолжение</w:t>
+            </w:r>
+          </w:p>
+          <w:bookmarkEnd w:id="86"/>
+        </w:tc>
+      </w:tr>
+    </w:tbl>
     <w:p>
       <w:r>
         <w:pict>
@@ -2232,7 +2442,7 @@
               <w:pStyle w:val="ImageCaption"/>
             </w:pPr>
             <w:r>
-              <w:t xml:space="preserve">Рисунок 9: Вопрос 12</w:t>
+              <w:t xml:space="preserve">Рисунок 15: Вопрос 12</w:t>
             </w:r>
           </w:p>
           <w:bookmarkEnd w:id="91"/>
@@ -2343,102 +2553,172 @@
         <w:t xml:space="preserve">Обратные кавычки выполняют команду pwd внутри них и подставляют её вывод. При этом cd уже сменил директорию на /home/bi/.</w:t>
       </w:r>
     </w:p>
+    <w:tbl>
+      <w:tblPr>
+        <w:tblStyle w:val="Table"/>
+        <w:tblW w:type="pct" w:w="5000"/>
+        <w:tblLayout w:type="fixed"/>
+        <w:tblLook w:firstRow="0" w:lastRow="0" w:firstColumn="0" w:lastColumn="0" w:noHBand="0" w:noVBand="0" w:val="0000"/>
+      </w:tblPr>
+      <w:tblGrid>
+        <w:gridCol w:w="7920"/>
+      </w:tblGrid>
+      <w:tr>
+        <w:tc>
+          <w:tcPr/>
+          <w:bookmarkStart w:id="96" w:name="fig-019"/>
+          <w:p>
+            <w:pPr>
+              <w:pStyle w:val="Compact"/>
+              <w:jc w:val="center"/>
+            </w:pPr>
+            <w:r>
+              <w:drawing>
+                <wp:inline>
+                  <wp:extent cx="3733800" cy="2416858"/>
+                  <wp:effectExtent b="0" l="0" r="0" t="0"/>
+                  <wp:docPr descr="" title="" id="94" name="Picture"/>
+                  <a:graphic>
+                    <a:graphicData uri="http://schemas.openxmlformats.org/drawingml/2006/picture">
+                      <pic:pic>
+                        <pic:nvPicPr>
+                          <pic:cNvPr descr="image/19.png" id="95" name="Picture"/>
+                          <pic:cNvPicPr>
+                            <a:picLocks noChangeArrowheads="1" noChangeAspect="1"/>
+                          </pic:cNvPicPr>
+                        </pic:nvPicPr>
+                        <pic:blipFill>
+                          <a:blip r:embed="rId93"/>
+                          <a:stretch>
+                            <a:fillRect/>
+                          </a:stretch>
+                        </pic:blipFill>
+                        <pic:spPr bwMode="auto">
+                          <a:xfrm>
+                            <a:off x="0" y="0"/>
+                            <a:ext cx="3733800" cy="2416858"/>
+                          </a:xfrm>
+                          <a:prstGeom prst="rect">
+                            <a:avLst/>
+                          </a:prstGeom>
+                          <a:noFill/>
+                          <a:ln w="9525">
+                            <a:noFill/>
+                            <a:headEnd/>
+                            <a:tailEnd/>
+                          </a:ln>
+                        </pic:spPr>
+                      </pic:pic>
+                    </a:graphicData>
+                  </a:graphic>
+                </wp:inline>
+              </w:drawing>
+            </w:r>
+          </w:p>
+          <w:p>
+            <w:pPr>
+              <w:jc w:val="center"/>
+            </w:pPr>
+            <w:pPr>
+              <w:jc w:val="left"/>
+              <w:spacing w:before="200"/>
+              <w:pStyle w:val="ImageCaption"/>
+            </w:pPr>
+            <w:r>
+              <w:t xml:space="preserve">Рисунок 16: Вопрос 13</w:t>
+            </w:r>
+          </w:p>
+          <w:bookmarkEnd w:id="96"/>
+        </w:tc>
+      </w:tr>
+    </w:tbl>
     <w:p>
       <w:pPr>
         <w:pStyle w:val="BodyText"/>
       </w:pPr>
-      <w:bookmarkStart w:id="96" w:name="fig-019"/>
-      <w:r>
-        <w:drawing>
-          <wp:inline>
-            <wp:extent cx="3733800" cy="2416858"/>
-            <wp:effectExtent b="0" l="0" r="0" t="0"/>
-            <wp:docPr descr="Вопрос 13" title="" id="94" name="Picture"/>
-            <a:graphic>
-              <a:graphicData uri="http://schemas.openxmlformats.org/drawingml/2006/picture">
-                <pic:pic>
-                  <pic:nvPicPr>
-                    <pic:cNvPr descr="image/19.png" id="95" name="Picture"/>
-                    <pic:cNvPicPr>
-                      <a:picLocks noChangeArrowheads="1" noChangeAspect="1"/>
-                    </pic:cNvPicPr>
-                  </pic:nvPicPr>
-                  <pic:blipFill>
-                    <a:blip r:embed="rId93"/>
-                    <a:stretch>
-                      <a:fillRect/>
-                    </a:stretch>
-                  </pic:blipFill>
-                  <pic:spPr bwMode="auto">
-                    <a:xfrm>
-                      <a:off x="0" y="0"/>
-                      <a:ext cx="3733800" cy="2416858"/>
-                    </a:xfrm>
-                    <a:prstGeom prst="rect">
-                      <a:avLst/>
-                    </a:prstGeom>
-                    <a:noFill/>
-                    <a:ln w="9525">
-                      <a:noFill/>
-                      <a:headEnd/>
-                      <a:tailEnd/>
-                    </a:ln>
-                  </pic:spPr>
-                </pic:pic>
-              </a:graphicData>
-            </a:graphic>
-          </wp:inline>
-        </w:drawing>
-      </w:r>
-      <w:bookmarkEnd w:id="96"/>
-      <w:r>
-        <w:t xml:space="preserve"> </w:t>
-      </w:r>
-      <w:bookmarkStart w:id="100" w:name="fig-020"/>
-      <w:r>
-        <w:drawing>
-          <wp:inline>
-            <wp:extent cx="3733800" cy="3089228"/>
-            <wp:effectExtent b="0" l="0" r="0" t="0"/>
-            <wp:docPr descr="Вопрос 13 продолжение" title="" id="98" name="Picture"/>
-            <a:graphic>
-              <a:graphicData uri="http://schemas.openxmlformats.org/drawingml/2006/picture">
-                <pic:pic>
-                  <pic:nvPicPr>
-                    <pic:cNvPr descr="image/20.png" id="99" name="Picture"/>
-                    <pic:cNvPicPr>
-                      <a:picLocks noChangeArrowheads="1" noChangeAspect="1"/>
-                    </pic:cNvPicPr>
-                  </pic:nvPicPr>
-                  <pic:blipFill>
-                    <a:blip r:embed="rId97"/>
-                    <a:stretch>
-                      <a:fillRect/>
-                    </a:stretch>
-                  </pic:blipFill>
-                  <pic:spPr bwMode="auto">
-                    <a:xfrm>
-                      <a:off x="0" y="0"/>
-                      <a:ext cx="3733800" cy="3089228"/>
-                    </a:xfrm>
-                    <a:prstGeom prst="rect">
-                      <a:avLst/>
-                    </a:prstGeom>
-                    <a:noFill/>
-                    <a:ln w="9525">
-                      <a:noFill/>
-                      <a:headEnd/>
-                      <a:tailEnd/>
-                    </a:ln>
-                  </pic:spPr>
-                </pic:pic>
-              </a:graphicData>
-            </a:graphic>
-          </wp:inline>
-        </w:drawing>
-      </w:r>
-      <w:bookmarkEnd w:id="100"/>
-    </w:p>
+      <w:r>
+        <w:t xml:space="preserve"> </w:t>
+      </w:r>
+    </w:p>
+    <w:tbl>
+      <w:tblPr>
+        <w:tblStyle w:val="Table"/>
+        <w:tblW w:type="pct" w:w="5000"/>
+        <w:tblLayout w:type="fixed"/>
+        <w:tblLook w:firstRow="0" w:lastRow="0" w:firstColumn="0" w:lastColumn="0" w:noHBand="0" w:noVBand="0" w:val="0000"/>
+      </w:tblPr>
+      <w:tblGrid>
+        <w:gridCol w:w="7920"/>
+      </w:tblGrid>
+      <w:tr>
+        <w:tc>
+          <w:tcPr/>
+          <w:bookmarkStart w:id="100" w:name="fig-020"/>
+          <w:p>
+            <w:pPr>
+              <w:pStyle w:val="Compact"/>
+              <w:jc w:val="center"/>
+            </w:pPr>
+            <w:r>
+              <w:drawing>
+                <wp:inline>
+                  <wp:extent cx="3733800" cy="3089228"/>
+                  <wp:effectExtent b="0" l="0" r="0" t="0"/>
+                  <wp:docPr descr="" title="" id="98" name="Picture"/>
+                  <a:graphic>
+                    <a:graphicData uri="http://schemas.openxmlformats.org/drawingml/2006/picture">
+                      <pic:pic>
+                        <pic:nvPicPr>
+                          <pic:cNvPr descr="image/20.png" id="99" name="Picture"/>
+                          <pic:cNvPicPr>
+                            <a:picLocks noChangeArrowheads="1" noChangeAspect="1"/>
+                          </pic:cNvPicPr>
+                        </pic:nvPicPr>
+                        <pic:blipFill>
+                          <a:blip r:embed="rId97"/>
+                          <a:stretch>
+                            <a:fillRect/>
+                          </a:stretch>
+                        </pic:blipFill>
+                        <pic:spPr bwMode="auto">
+                          <a:xfrm>
+                            <a:off x="0" y="0"/>
+                            <a:ext cx="3733800" cy="3089228"/>
+                          </a:xfrm>
+                          <a:prstGeom prst="rect">
+                            <a:avLst/>
+                          </a:prstGeom>
+                          <a:noFill/>
+                          <a:ln w="9525">
+                            <a:noFill/>
+                            <a:headEnd/>
+                            <a:tailEnd/>
+                          </a:ln>
+                        </pic:spPr>
+                      </pic:pic>
+                    </a:graphicData>
+                  </a:graphic>
+                </wp:inline>
+              </w:drawing>
+            </w:r>
+          </w:p>
+          <w:p>
+            <w:pPr>
+              <w:jc w:val="center"/>
+            </w:pPr>
+            <w:pPr>
+              <w:jc w:val="left"/>
+              <w:spacing w:before="200"/>
+              <w:pStyle w:val="ImageCaption"/>
+            </w:pPr>
+            <w:r>
+              <w:t xml:space="preserve">Рисунок 17: Вопрос 13 продолжение</w:t>
+            </w:r>
+          </w:p>
+          <w:bookmarkEnd w:id="100"/>
+        </w:tc>
+      </w:tr>
+    </w:tbl>
     <w:p>
       <w:r>
         <w:pict>
@@ -2582,7 +2862,7 @@
               <w:pStyle w:val="ImageCaption"/>
             </w:pPr>
             <w:r>
-              <w:t xml:space="preserve">Рисунок 10: Вопрос 14</w:t>
+              <w:t xml:space="preserve">Рисунок 18: Вопрос 14</w:t>
             </w:r>
           </w:p>
           <w:bookmarkEnd w:id="105"/>
@@ -2741,7 +3021,7 @@
               <w:pStyle w:val="ImageCaption"/>
             </w:pPr>
             <w:r>
-              <w:t xml:space="preserve">Рисунок 11: Вопрос 15</w:t>
+              <w:t xml:space="preserve">Рисунок 19: Вопрос 15</w:t>
             </w:r>
           </w:p>
           <w:bookmarkEnd w:id="110"/>
@@ -2828,102 +3108,172 @@
         <w:t xml:space="preserve">.</w:t>
       </w:r>
     </w:p>
+    <w:tbl>
+      <w:tblPr>
+        <w:tblStyle w:val="Table"/>
+        <w:tblW w:type="pct" w:w="5000"/>
+        <w:tblLayout w:type="fixed"/>
+        <w:tblLook w:firstRow="0" w:lastRow="0" w:firstColumn="0" w:lastColumn="0" w:noHBand="0" w:noVBand="0" w:val="0000"/>
+      </w:tblPr>
+      <w:tblGrid>
+        <w:gridCol w:w="7920"/>
+      </w:tblGrid>
+      <w:tr>
+        <w:tc>
+          <w:tcPr/>
+          <w:bookmarkStart w:id="115" w:name="fig-023"/>
+          <w:p>
+            <w:pPr>
+              <w:pStyle w:val="Compact"/>
+              <w:jc w:val="center"/>
+            </w:pPr>
+            <w:r>
+              <w:drawing>
+                <wp:inline>
+                  <wp:extent cx="3733800" cy="3029224"/>
+                  <wp:effectExtent b="0" l="0" r="0" t="0"/>
+                  <wp:docPr descr="" title="" id="113" name="Picture"/>
+                  <a:graphic>
+                    <a:graphicData uri="http://schemas.openxmlformats.org/drawingml/2006/picture">
+                      <pic:pic>
+                        <pic:nvPicPr>
+                          <pic:cNvPr descr="image/23.png" id="114" name="Picture"/>
+                          <pic:cNvPicPr>
+                            <a:picLocks noChangeArrowheads="1" noChangeAspect="1"/>
+                          </pic:cNvPicPr>
+                        </pic:nvPicPr>
+                        <pic:blipFill>
+                          <a:blip r:embed="rId112"/>
+                          <a:stretch>
+                            <a:fillRect/>
+                          </a:stretch>
+                        </pic:blipFill>
+                        <pic:spPr bwMode="auto">
+                          <a:xfrm>
+                            <a:off x="0" y="0"/>
+                            <a:ext cx="3733800" cy="3029224"/>
+                          </a:xfrm>
+                          <a:prstGeom prst="rect">
+                            <a:avLst/>
+                          </a:prstGeom>
+                          <a:noFill/>
+                          <a:ln w="9525">
+                            <a:noFill/>
+                            <a:headEnd/>
+                            <a:tailEnd/>
+                          </a:ln>
+                        </pic:spPr>
+                      </pic:pic>
+                    </a:graphicData>
+                  </a:graphic>
+                </wp:inline>
+              </w:drawing>
+            </w:r>
+          </w:p>
+          <w:p>
+            <w:pPr>
+              <w:jc w:val="center"/>
+            </w:pPr>
+            <w:pPr>
+              <w:jc w:val="left"/>
+              <w:spacing w:before="200"/>
+              <w:pStyle w:val="ImageCaption"/>
+            </w:pPr>
+            <w:r>
+              <w:t xml:space="preserve">Рисунок 20: Вопрос 16</w:t>
+            </w:r>
+          </w:p>
+          <w:bookmarkEnd w:id="115"/>
+        </w:tc>
+      </w:tr>
+    </w:tbl>
     <w:p>
       <w:pPr>
         <w:pStyle w:val="BodyText"/>
       </w:pPr>
-      <w:bookmarkStart w:id="115" w:name="fig-023"/>
-      <w:r>
-        <w:drawing>
-          <wp:inline>
-            <wp:extent cx="3733800" cy="3029224"/>
-            <wp:effectExtent b="0" l="0" r="0" t="0"/>
-            <wp:docPr descr="Вопрос 16" title="" id="113" name="Picture"/>
-            <a:graphic>
-              <a:graphicData uri="http://schemas.openxmlformats.org/drawingml/2006/picture">
-                <pic:pic>
-                  <pic:nvPicPr>
-                    <pic:cNvPr descr="image/23.png" id="114" name="Picture"/>
-                    <pic:cNvPicPr>
-                      <a:picLocks noChangeArrowheads="1" noChangeAspect="1"/>
-                    </pic:cNvPicPr>
-                  </pic:nvPicPr>
-                  <pic:blipFill>
-                    <a:blip r:embed="rId112"/>
-                    <a:stretch>
-                      <a:fillRect/>
-                    </a:stretch>
-                  </pic:blipFill>
-                  <pic:spPr bwMode="auto">
-                    <a:xfrm>
-                      <a:off x="0" y="0"/>
-                      <a:ext cx="3733800" cy="3029224"/>
-                    </a:xfrm>
-                    <a:prstGeom prst="rect">
-                      <a:avLst/>
-                    </a:prstGeom>
-                    <a:noFill/>
-                    <a:ln w="9525">
-                      <a:noFill/>
-                      <a:headEnd/>
-                      <a:tailEnd/>
-                    </a:ln>
-                  </pic:spPr>
-                </pic:pic>
-              </a:graphicData>
-            </a:graphic>
-          </wp:inline>
-        </w:drawing>
-      </w:r>
-      <w:bookmarkEnd w:id="115"/>
-      <w:r>
-        <w:t xml:space="preserve"> </w:t>
-      </w:r>
-      <w:bookmarkStart w:id="119" w:name="fig-024"/>
-      <w:r>
-        <w:drawing>
-          <wp:inline>
-            <wp:extent cx="3733800" cy="3803531"/>
-            <wp:effectExtent b="0" l="0" r="0" t="0"/>
-            <wp:docPr descr="Вопрос 16 продолжение" title="" id="117" name="Picture"/>
-            <a:graphic>
-              <a:graphicData uri="http://schemas.openxmlformats.org/drawingml/2006/picture">
-                <pic:pic>
-                  <pic:nvPicPr>
-                    <pic:cNvPr descr="image/24.png" id="118" name="Picture"/>
-                    <pic:cNvPicPr>
-                      <a:picLocks noChangeArrowheads="1" noChangeAspect="1"/>
-                    </pic:cNvPicPr>
-                  </pic:nvPicPr>
-                  <pic:blipFill>
-                    <a:blip r:embed="rId116"/>
-                    <a:stretch>
-                      <a:fillRect/>
-                    </a:stretch>
-                  </pic:blipFill>
-                  <pic:spPr bwMode="auto">
-                    <a:xfrm>
-                      <a:off x="0" y="0"/>
-                      <a:ext cx="3733800" cy="3803531"/>
-                    </a:xfrm>
-                    <a:prstGeom prst="rect">
-                      <a:avLst/>
-                    </a:prstGeom>
-                    <a:noFill/>
-                    <a:ln w="9525">
-                      <a:noFill/>
-                      <a:headEnd/>
-                      <a:tailEnd/>
-                    </a:ln>
-                  </pic:spPr>
-                </pic:pic>
-              </a:graphicData>
-            </a:graphic>
-          </wp:inline>
-        </w:drawing>
-      </w:r>
-      <w:bookmarkEnd w:id="119"/>
-    </w:p>
+      <w:r>
+        <w:t xml:space="preserve"> </w:t>
+      </w:r>
+    </w:p>
+    <w:tbl>
+      <w:tblPr>
+        <w:tblStyle w:val="Table"/>
+        <w:tblW w:type="pct" w:w="5000"/>
+        <w:tblLayout w:type="fixed"/>
+        <w:tblLook w:firstRow="0" w:lastRow="0" w:firstColumn="0" w:lastColumn="0" w:noHBand="0" w:noVBand="0" w:val="0000"/>
+      </w:tblPr>
+      <w:tblGrid>
+        <w:gridCol w:w="7920"/>
+      </w:tblGrid>
+      <w:tr>
+        <w:tc>
+          <w:tcPr/>
+          <w:bookmarkStart w:id="119" w:name="fig-024"/>
+          <w:p>
+            <w:pPr>
+              <w:pStyle w:val="Compact"/>
+              <w:jc w:val="center"/>
+            </w:pPr>
+            <w:r>
+              <w:drawing>
+                <wp:inline>
+                  <wp:extent cx="3733800" cy="3803531"/>
+                  <wp:effectExtent b="0" l="0" r="0" t="0"/>
+                  <wp:docPr descr="" title="" id="117" name="Picture"/>
+                  <a:graphic>
+                    <a:graphicData uri="http://schemas.openxmlformats.org/drawingml/2006/picture">
+                      <pic:pic>
+                        <pic:nvPicPr>
+                          <pic:cNvPr descr="image/24.png" id="118" name="Picture"/>
+                          <pic:cNvPicPr>
+                            <a:picLocks noChangeArrowheads="1" noChangeAspect="1"/>
+                          </pic:cNvPicPr>
+                        </pic:nvPicPr>
+                        <pic:blipFill>
+                          <a:blip r:embed="rId116"/>
+                          <a:stretch>
+                            <a:fillRect/>
+                          </a:stretch>
+                        </pic:blipFill>
+                        <pic:spPr bwMode="auto">
+                          <a:xfrm>
+                            <a:off x="0" y="0"/>
+                            <a:ext cx="3733800" cy="3803531"/>
+                          </a:xfrm>
+                          <a:prstGeom prst="rect">
+                            <a:avLst/>
+                          </a:prstGeom>
+                          <a:noFill/>
+                          <a:ln w="9525">
+                            <a:noFill/>
+                            <a:headEnd/>
+                            <a:tailEnd/>
+                          </a:ln>
+                        </pic:spPr>
+                      </pic:pic>
+                    </a:graphicData>
+                  </a:graphic>
+                </wp:inline>
+              </w:drawing>
+            </w:r>
+          </w:p>
+          <w:p>
+            <w:pPr>
+              <w:jc w:val="center"/>
+            </w:pPr>
+            <w:pPr>
+              <w:jc w:val="left"/>
+              <w:spacing w:before="200"/>
+              <w:pStyle w:val="ImageCaption"/>
+            </w:pPr>
+            <w:r>
+              <w:t xml:space="preserve">Рисунок 21: Вопрос 16 продолжение</w:t>
+            </w:r>
+          </w:p>
+          <w:bookmarkEnd w:id="119"/>
+        </w:tc>
+      </w:tr>
+    </w:tbl>
     <w:p>
       <w:r>
         <w:pict>
@@ -3037,102 +3387,172 @@
         <w:t xml:space="preserve">.</w:t>
       </w:r>
     </w:p>
+    <w:tbl>
+      <w:tblPr>
+        <w:tblStyle w:val="Table"/>
+        <w:tblW w:type="pct" w:w="5000"/>
+        <w:tblLayout w:type="fixed"/>
+        <w:tblLook w:firstRow="0" w:lastRow="0" w:firstColumn="0" w:lastColumn="0" w:noHBand="0" w:noVBand="0" w:val="0000"/>
+      </w:tblPr>
+      <w:tblGrid>
+        <w:gridCol w:w="7920"/>
+      </w:tblGrid>
+      <w:tr>
+        <w:tc>
+          <w:tcPr/>
+          <w:bookmarkStart w:id="124" w:name="fig-025"/>
+          <w:p>
+            <w:pPr>
+              <w:pStyle w:val="Compact"/>
+              <w:jc w:val="center"/>
+            </w:pPr>
+            <w:r>
+              <w:drawing>
+                <wp:inline>
+                  <wp:extent cx="3733800" cy="1866900"/>
+                  <wp:effectExtent b="0" l="0" r="0" t="0"/>
+                  <wp:docPr descr="" title="" id="122" name="Picture"/>
+                  <a:graphic>
+                    <a:graphicData uri="http://schemas.openxmlformats.org/drawingml/2006/picture">
+                      <pic:pic>
+                        <pic:nvPicPr>
+                          <pic:cNvPr descr="image/25.png" id="123" name="Picture"/>
+                          <pic:cNvPicPr>
+                            <a:picLocks noChangeArrowheads="1" noChangeAspect="1"/>
+                          </pic:cNvPicPr>
+                        </pic:nvPicPr>
+                        <pic:blipFill>
+                          <a:blip r:embed="rId121"/>
+                          <a:stretch>
+                            <a:fillRect/>
+                          </a:stretch>
+                        </pic:blipFill>
+                        <pic:spPr bwMode="auto">
+                          <a:xfrm>
+                            <a:off x="0" y="0"/>
+                            <a:ext cx="3733800" cy="1866900"/>
+                          </a:xfrm>
+                          <a:prstGeom prst="rect">
+                            <a:avLst/>
+                          </a:prstGeom>
+                          <a:noFill/>
+                          <a:ln w="9525">
+                            <a:noFill/>
+                            <a:headEnd/>
+                            <a:tailEnd/>
+                          </a:ln>
+                        </pic:spPr>
+                      </pic:pic>
+                    </a:graphicData>
+                  </a:graphic>
+                </wp:inline>
+              </w:drawing>
+            </w:r>
+          </w:p>
+          <w:p>
+            <w:pPr>
+              <w:jc w:val="center"/>
+            </w:pPr>
+            <w:pPr>
+              <w:jc w:val="left"/>
+              <w:spacing w:before="200"/>
+              <w:pStyle w:val="ImageCaption"/>
+            </w:pPr>
+            <w:r>
+              <w:t xml:space="preserve">Рисунок 22: Вопрос 17</w:t>
+            </w:r>
+          </w:p>
+          <w:bookmarkEnd w:id="124"/>
+        </w:tc>
+      </w:tr>
+    </w:tbl>
     <w:p>
       <w:pPr>
         <w:pStyle w:val="BodyText"/>
       </w:pPr>
-      <w:bookmarkStart w:id="124" w:name="fig-025"/>
-      <w:r>
-        <w:drawing>
-          <wp:inline>
-            <wp:extent cx="3733800" cy="1866900"/>
-            <wp:effectExtent b="0" l="0" r="0" t="0"/>
-            <wp:docPr descr="Вопрос 17" title="" id="122" name="Picture"/>
-            <a:graphic>
-              <a:graphicData uri="http://schemas.openxmlformats.org/drawingml/2006/picture">
-                <pic:pic>
-                  <pic:nvPicPr>
-                    <pic:cNvPr descr="image/25.png" id="123" name="Picture"/>
-                    <pic:cNvPicPr>
-                      <a:picLocks noChangeArrowheads="1" noChangeAspect="1"/>
-                    </pic:cNvPicPr>
-                  </pic:nvPicPr>
-                  <pic:blipFill>
-                    <a:blip r:embed="rId121"/>
-                    <a:stretch>
-                      <a:fillRect/>
-                    </a:stretch>
-                  </pic:blipFill>
-                  <pic:spPr bwMode="auto">
-                    <a:xfrm>
-                      <a:off x="0" y="0"/>
-                      <a:ext cx="3733800" cy="1866900"/>
-                    </a:xfrm>
-                    <a:prstGeom prst="rect">
-                      <a:avLst/>
-                    </a:prstGeom>
-                    <a:noFill/>
-                    <a:ln w="9525">
-                      <a:noFill/>
-                      <a:headEnd/>
-                      <a:tailEnd/>
-                    </a:ln>
-                  </pic:spPr>
-                </pic:pic>
-              </a:graphicData>
-            </a:graphic>
-          </wp:inline>
-        </w:drawing>
-      </w:r>
-      <w:bookmarkEnd w:id="124"/>
-      <w:r>
-        <w:t xml:space="preserve"> </w:t>
-      </w:r>
-      <w:bookmarkStart w:id="128" w:name="fig-026"/>
-      <w:r>
-        <w:drawing>
-          <wp:inline>
-            <wp:extent cx="3733800" cy="3635196"/>
-            <wp:effectExtent b="0" l="0" r="0" t="0"/>
-            <wp:docPr descr="Вопрос 17 продолжение" title="" id="126" name="Picture"/>
-            <a:graphic>
-              <a:graphicData uri="http://schemas.openxmlformats.org/drawingml/2006/picture">
-                <pic:pic>
-                  <pic:nvPicPr>
-                    <pic:cNvPr descr="image/26.png" id="127" name="Picture"/>
-                    <pic:cNvPicPr>
-                      <a:picLocks noChangeArrowheads="1" noChangeAspect="1"/>
-                    </pic:cNvPicPr>
-                  </pic:nvPicPr>
-                  <pic:blipFill>
-                    <a:blip r:embed="rId125"/>
-                    <a:stretch>
-                      <a:fillRect/>
-                    </a:stretch>
-                  </pic:blipFill>
-                  <pic:spPr bwMode="auto">
-                    <a:xfrm>
-                      <a:off x="0" y="0"/>
-                      <a:ext cx="3733800" cy="3635196"/>
-                    </a:xfrm>
-                    <a:prstGeom prst="rect">
-                      <a:avLst/>
-                    </a:prstGeom>
-                    <a:noFill/>
-                    <a:ln w="9525">
-                      <a:noFill/>
-                      <a:headEnd/>
-                      <a:tailEnd/>
-                    </a:ln>
-                  </pic:spPr>
-                </pic:pic>
-              </a:graphicData>
-            </a:graphic>
-          </wp:inline>
-        </w:drawing>
-      </w:r>
-      <w:bookmarkEnd w:id="128"/>
-    </w:p>
+      <w:r>
+        <w:t xml:space="preserve"> </w:t>
+      </w:r>
+    </w:p>
+    <w:tbl>
+      <w:tblPr>
+        <w:tblStyle w:val="Table"/>
+        <w:tblW w:type="pct" w:w="5000"/>
+        <w:tblLayout w:type="fixed"/>
+        <w:tblLook w:firstRow="0" w:lastRow="0" w:firstColumn="0" w:lastColumn="0" w:noHBand="0" w:noVBand="0" w:val="0000"/>
+      </w:tblPr>
+      <w:tblGrid>
+        <w:gridCol w:w="7920"/>
+      </w:tblGrid>
+      <w:tr>
+        <w:tc>
+          <w:tcPr/>
+          <w:bookmarkStart w:id="128" w:name="fig-026"/>
+          <w:p>
+            <w:pPr>
+              <w:pStyle w:val="Compact"/>
+              <w:jc w:val="center"/>
+            </w:pPr>
+            <w:r>
+              <w:drawing>
+                <wp:inline>
+                  <wp:extent cx="3733800" cy="3635196"/>
+                  <wp:effectExtent b="0" l="0" r="0" t="0"/>
+                  <wp:docPr descr="" title="" id="126" name="Picture"/>
+                  <a:graphic>
+                    <a:graphicData uri="http://schemas.openxmlformats.org/drawingml/2006/picture">
+                      <pic:pic>
+                        <pic:nvPicPr>
+                          <pic:cNvPr descr="image/26.png" id="127" name="Picture"/>
+                          <pic:cNvPicPr>
+                            <a:picLocks noChangeArrowheads="1" noChangeAspect="1"/>
+                          </pic:cNvPicPr>
+                        </pic:nvPicPr>
+                        <pic:blipFill>
+                          <a:blip r:embed="rId125"/>
+                          <a:stretch>
+                            <a:fillRect/>
+                          </a:stretch>
+                        </pic:blipFill>
+                        <pic:spPr bwMode="auto">
+                          <a:xfrm>
+                            <a:off x="0" y="0"/>
+                            <a:ext cx="3733800" cy="3635196"/>
+                          </a:xfrm>
+                          <a:prstGeom prst="rect">
+                            <a:avLst/>
+                          </a:prstGeom>
+                          <a:noFill/>
+                          <a:ln w="9525">
+                            <a:noFill/>
+                            <a:headEnd/>
+                            <a:tailEnd/>
+                          </a:ln>
+                        </pic:spPr>
+                      </pic:pic>
+                    </a:graphicData>
+                  </a:graphic>
+                </wp:inline>
+              </w:drawing>
+            </w:r>
+          </w:p>
+          <w:p>
+            <w:pPr>
+              <w:jc w:val="center"/>
+            </w:pPr>
+            <w:pPr>
+              <w:jc w:val="left"/>
+              <w:spacing w:before="200"/>
+              <w:pStyle w:val="ImageCaption"/>
+            </w:pPr>
+            <w:r>
+              <w:t xml:space="preserve">Рисунок 23: Вопрос 17 продолжение</w:t>
+            </w:r>
+          </w:p>
+          <w:bookmarkEnd w:id="128"/>
+        </w:tc>
+      </w:tr>
+    </w:tbl>
     <w:p>
       <w:r>
         <w:pict>
@@ -3301,7 +3721,7 @@
               <w:pStyle w:val="ImageCaption"/>
             </w:pPr>
             <w:r>
-              <w:t xml:space="preserve">Рисунок 12: Вопрос 18</w:t>
+              <w:t xml:space="preserve">Рисунок 24: Вопрос 18</w:t>
             </w:r>
           </w:p>
           <w:bookmarkEnd w:id="133"/>
@@ -3457,7 +3877,7 @@
               <w:pStyle w:val="ImageCaption"/>
             </w:pPr>
             <w:r>
-              <w:t xml:space="preserve">Рисунок 13: Вопрос 19</w:t>
+              <w:t xml:space="preserve">Рисунок 25: Вопрос 19</w:t>
             </w:r>
           </w:p>
           <w:bookmarkEnd w:id="138"/>
@@ -3607,7 +4027,7 @@
               <w:pStyle w:val="ImageCaption"/>
             </w:pPr>
             <w:r>
-              <w:t xml:space="preserve">Рисунок 14: Вопрос 20</w:t>
+              <w:t xml:space="preserve">Рисунок 26: Вопрос 20</w:t>
             </w:r>
           </w:p>
           <w:bookmarkEnd w:id="143"/>
@@ -3769,7 +4189,7 @@
               <w:pStyle w:val="ImageCaption"/>
             </w:pPr>
             <w:r>
-              <w:t xml:space="preserve">Рисунок 15: Вопрос 21</w:t>
+              <w:t xml:space="preserve">Рисунок 27: Вопрос 21</w:t>
             </w:r>
           </w:p>
           <w:bookmarkEnd w:id="148"/>
@@ -3949,7 +4369,7 @@
               <w:pStyle w:val="ImageCaption"/>
             </w:pPr>
             <w:r>
-              <w:t xml:space="preserve">Рисунок 16: Вопрос 22</w:t>
+              <w:t xml:space="preserve">Рисунок 28: Вопрос 22</w:t>
             </w:r>
           </w:p>
           <w:bookmarkEnd w:id="153"/>
@@ -4144,7 +4564,7 @@
               <w:pStyle w:val="ImageCaption"/>
             </w:pPr>
             <w:r>
-              <w:t xml:space="preserve">Рисунок 17: Вопрос 23</w:t>
+              <w:t xml:space="preserve">Рисунок 29: Вопрос 23</w:t>
             </w:r>
           </w:p>
           <w:bookmarkEnd w:id="158"/>
@@ -4294,7 +4714,7 @@
               <w:pStyle w:val="ImageCaption"/>
             </w:pPr>
             <w:r>
-              <w:t xml:space="preserve">Рисунок 18: Вопрос 24</w:t>
+              <w:t xml:space="preserve">Рисунок 30: Вопрос 24</w:t>
             </w:r>
           </w:p>
           <w:bookmarkEnd w:id="163"/>
@@ -4456,7 +4876,7 @@
               <w:pStyle w:val="ImageCaption"/>
             </w:pPr>
             <w:r>
-              <w:t xml:space="preserve">Рисунок 19: Вопрос 25</w:t>
+              <w:t xml:space="preserve">Рисунок 31: Вопрос 25</w:t>
             </w:r>
           </w:p>
           <w:bookmarkEnd w:id="168"/>
@@ -4642,7 +5062,7 @@
               <w:pStyle w:val="ImageCaption"/>
             </w:pPr>
             <w:r>
-              <w:t xml:space="preserve">Рисунок 20: Вопрос 26</w:t>
+              <w:t xml:space="preserve">Рисунок 32: Вопрос 26</w:t>
             </w:r>
           </w:p>
           <w:bookmarkEnd w:id="173"/>
@@ -4862,7 +5282,7 @@
               <w:pStyle w:val="ImageCaption"/>
             </w:pPr>
             <w:r>
-              <w:t xml:space="preserve">Рисунок 21: Вопрос 27</w:t>
+              <w:t xml:space="preserve">Рисунок 33: Вопрос 27</w:t>
             </w:r>
           </w:p>
           <w:bookmarkEnd w:id="178"/>
@@ -5012,7 +5432,7 @@
               <w:pStyle w:val="ImageCaption"/>
             </w:pPr>
             <w:r>
-              <w:t xml:space="preserve">Рисунок 22: Вопрос 28</w:t>
+              <w:t xml:space="preserve">Рисунок 34: Вопрос 28</w:t>
             </w:r>
           </w:p>
           <w:bookmarkEnd w:id="183"/>
@@ -5168,7 +5588,7 @@
               <w:pStyle w:val="ImageCaption"/>
             </w:pPr>
             <w:r>
-              <w:t xml:space="preserve">Рисунок 23: Вопрос 29</w:t>
+              <w:t xml:space="preserve">Рисунок 35: Вопрос 29</w:t>
             </w:r>
           </w:p>
           <w:bookmarkEnd w:id="188"/>
@@ -5318,7 +5738,7 @@
               <w:pStyle w:val="ImageCaption"/>
             </w:pPr>
             <w:r>
-              <w:t xml:space="preserve">Рисунок 24: Вопрос 30</w:t>
+              <w:t xml:space="preserve">Рисунок 36: Вопрос 30</w:t>
             </w:r>
           </w:p>
           <w:bookmarkEnd w:id="193"/>
@@ -5468,7 +5888,7 @@
               <w:pStyle w:val="ImageCaption"/>
             </w:pPr>
             <w:r>
-              <w:t xml:space="preserve">Рисунок 25: Вопрос 31</w:t>
+              <w:t xml:space="preserve">Рисунок 37: Вопрос 31</w:t>
             </w:r>
           </w:p>
           <w:bookmarkEnd w:id="198"/>
@@ -5618,7 +6038,7 @@
               <w:pStyle w:val="ImageCaption"/>
             </w:pPr>
             <w:r>
-              <w:t xml:space="preserve">Рисунок 26: Вопрос 32</w:t>
+              <w:t xml:space="preserve">Рисунок 38: Вопрос 32</w:t>
             </w:r>
           </w:p>
           <w:bookmarkEnd w:id="203"/>
